--- a/results/2026-07-27/report.docx
+++ b/results/2026-07-27/report.docx
@@ -181,7 +181,7 @@
                 <w:sz w:val="20"/>
                 <w:szCs w:val="20"/>
               </w:rPr>
-              <w:t xml:space="preserve">11 — 5 blocked / 0 degraded / 6 reachable</w:t>
+              <w:t xml:space="preserve">11 — 6 blocked / 0 degraded / 5 reachable</w:t>
             </w:r>
           </w:p>
           <w:p>
@@ -358,15 +358,25 @@
     </w:p>
     <w:p>
       <w:pPr>
-        <w:spacing w:after="180"/>
+        <w:spacing w:after="80"/>
       </w:pPr>
+      <w:r>
+        <w:rPr>
+          <w:b/>
+          <w:bCs/>
+          <w:color w:val="B42318"/>
+          <w:sz w:val="22"/>
+          <w:szCs w:val="22"/>
+        </w:rPr>
+        <w:t xml:space="preserve">Newly blocked:  </w:t>
+      </w:r>
       <w:r>
         <w:rPr>
           <w:color w:val="0D1B2A"/>
           <w:sz w:val="22"/>
           <w:szCs w:val="22"/>
         </w:rPr>
-        <w:t xml:space="preserve">No verdict changes against the previous archived run.</w:t>
+        <w:t xml:space="preserve">Auth0</w:t>
       </w:r>
     </w:p>
     <w:p>
@@ -890,7 +900,7 @@
                 <w:sz w:val="19"/>
                 <w:szCs w:val="19"/>
               </w:rPr>
-              <w:t xml:space="preserve">Google Sign-In</w:t>
+              <w:t xml:space="preserve">Auth0</w:t>
             </w:r>
           </w:p>
         </w:tc>
@@ -974,7 +984,7 @@
                 <w:sz w:val="19"/>
                 <w:szCs w:val="19"/>
               </w:rPr>
-              <w:t xml:space="preserve">accounts.google.com</w:t>
+              <w:t xml:space="preserve">cdn.auth0.com</w:t>
             </w:r>
           </w:p>
         </w:tc>
@@ -1002,7 +1012,7 @@
                 <w:sz w:val="19"/>
                 <w:szCs w:val="19"/>
               </w:rPr>
-              <w:t xml:space="preserve">000</w:t>
+              <w:t xml:space="preserve">200</w:t>
             </w:r>
           </w:p>
         </w:tc>
@@ -1030,7 +1040,7 @@
                 <w:sz w:val="19"/>
                 <w:szCs w:val="19"/>
               </w:rPr>
-              <w:t xml:space="preserve">10.002</w:t>
+              <w:t xml:space="preserve">4.453</w:t>
             </w:r>
           </w:p>
         </w:tc>
@@ -1095,7 +1105,7 @@
                 <w:sz w:val="19"/>
                 <w:szCs w:val="19"/>
               </w:rPr>
-              <w:t xml:space="preserve">YouTube embed</w:t>
+              <w:t xml:space="preserve">Google Sign-In</w:t>
             </w:r>
           </w:p>
         </w:tc>
@@ -1179,7 +1189,7 @@
                 <w:sz w:val="19"/>
                 <w:szCs w:val="19"/>
               </w:rPr>
-              <w:t xml:space="preserve">www.youtube.com</w:t>
+              <w:t xml:space="preserve">accounts.google.com</w:t>
             </w:r>
           </w:p>
         </w:tc>
@@ -1300,7 +1310,7 @@
                 <w:sz w:val="19"/>
                 <w:szCs w:val="19"/>
               </w:rPr>
-              <w:t xml:space="preserve">Google Maps</w:t>
+              <w:t xml:space="preserve">YouTube embed</w:t>
             </w:r>
           </w:p>
         </w:tc>
@@ -1384,7 +1394,7 @@
                 <w:sz w:val="19"/>
                 <w:szCs w:val="19"/>
               </w:rPr>
-              <w:t xml:space="preserve">maps.googleapis.com</w:t>
+              <w:t xml:space="preserve">www.youtube.com</w:t>
             </w:r>
           </w:p>
         </w:tc>
@@ -1440,7 +1450,7 @@
                 <w:sz w:val="19"/>
                 <w:szCs w:val="19"/>
               </w:rPr>
-              <w:t xml:space="preserve">10.001</w:t>
+              <w:t xml:space="preserve">10.002</w:t>
             </w:r>
           </w:p>
         </w:tc>
@@ -1505,7 +1515,7 @@
                 <w:sz w:val="19"/>
                 <w:szCs w:val="19"/>
               </w:rPr>
-              <w:t xml:space="preserve">Vimeo embed</w:t>
+              <w:t xml:space="preserve">Google Maps</w:t>
             </w:r>
           </w:p>
         </w:tc>
@@ -1589,7 +1599,7 @@
                 <w:sz w:val="19"/>
                 <w:szCs w:val="19"/>
               </w:rPr>
-              <w:t xml:space="preserve">player.vimeo.com</w:t>
+              <w:t xml:space="preserve">maps.googleapis.com</w:t>
             </w:r>
           </w:p>
         </w:tc>
@@ -1645,7 +1655,7 @@
                 <w:sz w:val="19"/>
                 <w:szCs w:val="19"/>
               </w:rPr>
-              <w:t xml:space="preserve">10.002</w:t>
+              <w:t xml:space="preserve">10.001</w:t>
             </w:r>
           </w:p>
         </w:tc>
@@ -1710,7 +1720,7 @@
                 <w:sz w:val="19"/>
                 <w:szCs w:val="19"/>
               </w:rPr>
-              <w:t xml:space="preserve">Google Fonts</w:t>
+              <w:t xml:space="preserve">Vimeo embed</w:t>
             </w:r>
           </w:p>
         </w:tc>
@@ -1794,7 +1804,7 @@
                 <w:sz w:val="19"/>
                 <w:szCs w:val="19"/>
               </w:rPr>
-              <w:t xml:space="preserve">fonts.googleapis.com</w:t>
+              <w:t xml:space="preserve">player.vimeo.com</w:t>
             </w:r>
           </w:p>
         </w:tc>
@@ -1822,7 +1832,7 @@
                 <w:sz w:val="19"/>
                 <w:szCs w:val="19"/>
               </w:rPr>
-              <w:t xml:space="preserve">200</w:t>
+              <w:t xml:space="preserve">000</w:t>
             </w:r>
           </w:p>
         </w:tc>
@@ -1850,7 +1860,7 @@
                 <w:sz w:val="19"/>
                 <w:szCs w:val="19"/>
               </w:rPr>
-              <w:t xml:space="preserve">0.230</w:t>
+              <w:t xml:space="preserve">10.002</w:t>
             </w:r>
           </w:p>
         </w:tc>
@@ -1876,11 +1886,11 @@
               <w:rPr>
                 <w:b/>
                 <w:bCs/>
-                <w:color w:val="067647"/>
-                <w:sz w:val="19"/>
-                <w:szCs w:val="19"/>
-              </w:rPr>
-              <w:t xml:space="preserve">Reachable</w:t>
+                <w:color w:val="B42318"/>
+                <w:sz w:val="19"/>
+                <w:szCs w:val="19"/>
+              </w:rPr>
+              <w:t xml:space="preserve">Blocked</w:t>
             </w:r>
           </w:p>
         </w:tc>
@@ -1915,7 +1925,7 @@
                 <w:sz w:val="19"/>
                 <w:szCs w:val="19"/>
               </w:rPr>
-              <w:t xml:space="preserve">Material Symbols</w:t>
+              <w:t xml:space="preserve">Google Fonts</w:t>
             </w:r>
           </w:p>
         </w:tc>
@@ -2055,7 +2065,7 @@
                 <w:sz w:val="19"/>
                 <w:szCs w:val="19"/>
               </w:rPr>
-              <w:t xml:space="preserve">0.250</w:t>
+              <w:t xml:space="preserve">0.230</w:t>
             </w:r>
           </w:p>
         </w:tc>
@@ -2120,7 +2130,7 @@
                 <w:sz w:val="19"/>
                 <w:szCs w:val="19"/>
               </w:rPr>
-              <w:t xml:space="preserve">Adobe Fonts (Typekit)</w:t>
+              <w:t xml:space="preserve">Material Symbols</w:t>
             </w:r>
           </w:p>
         </w:tc>
@@ -2204,7 +2214,7 @@
                 <w:sz w:val="19"/>
                 <w:szCs w:val="19"/>
               </w:rPr>
-              <w:t xml:space="preserve">use.typekit.net</w:t>
+              <w:t xml:space="preserve">fonts.googleapis.com</w:t>
             </w:r>
           </w:p>
         </w:tc>
@@ -2232,7 +2242,7 @@
                 <w:sz w:val="19"/>
                 <w:szCs w:val="19"/>
               </w:rPr>
-              <w:t xml:space="preserve">404</w:t>
+              <w:t xml:space="preserve">200</w:t>
             </w:r>
           </w:p>
         </w:tc>
@@ -2260,7 +2270,7 @@
                 <w:sz w:val="19"/>
                 <w:szCs w:val="19"/>
               </w:rPr>
-              <w:t xml:space="preserve">0.724</w:t>
+              <w:t xml:space="preserve">0.250</w:t>
             </w:r>
           </w:p>
         </w:tc>
@@ -2325,7 +2335,7 @@
                 <w:sz w:val="19"/>
                 <w:szCs w:val="19"/>
               </w:rPr>
-              <w:t xml:space="preserve">Auth0</w:t>
+              <w:t xml:space="preserve">Adobe Fonts (Typekit)</w:t>
             </w:r>
           </w:p>
         </w:tc>
@@ -2409,7 +2419,7 @@
                 <w:sz w:val="19"/>
                 <w:szCs w:val="19"/>
               </w:rPr>
-              <w:t xml:space="preserve">cdn.auth0.com</w:t>
+              <w:t xml:space="preserve">use.typekit.net</w:t>
             </w:r>
           </w:p>
         </w:tc>
@@ -2437,7 +2447,7 @@
                 <w:sz w:val="19"/>
                 <w:szCs w:val="19"/>
               </w:rPr>
-              <w:t xml:space="preserve">200</w:t>
+              <w:t xml:space="preserve">404</w:t>
             </w:r>
           </w:p>
         </w:tc>
@@ -2465,7 +2475,7 @@
                 <w:sz w:val="19"/>
                 <w:szCs w:val="19"/>
               </w:rPr>
-              <w:t xml:space="preserve">4.453</w:t>
+              <w:t xml:space="preserve">0.724</w:t>
             </w:r>
           </w:p>
         </w:tc>
@@ -2961,7 +2971,7 @@
           <w:sz w:val="22"/>
           <w:szCs w:val="22"/>
         </w:rPr>
-        <w:t xml:space="preserve">本期共测 11 项：可达 6、降速 0、阻断 5。</w:t>
+        <w:t xml:space="preserve">本期共测 11 项：可达 5、降速 0、阻断 6。</w:t>
       </w:r>
     </w:p>
     <w:p>
@@ -2974,7 +2984,7 @@
           <w:sz w:val="22"/>
           <w:szCs w:val="22"/>
         </w:rPr>
-        <w:t xml:space="preserve">与上一期归档相比：新被墙 0 项，恢复 0 项。</w:t>
+        <w:t xml:space="preserve">与上一期归档相比：新被墙 1 项，恢复 0 项。</w:t>
       </w:r>
     </w:p>
     <w:p>
